--- a/sources/veille/2026-05-22_veille_rbpp_robots-sociaux.docx
+++ b/sources/veille/2026-05-22_veille_rbpp_robots-sociaux.docx
@@ -2746,16 +2746,78 @@
           <w:sz w:val="18"/>
           <w:szCs w:val="18"/>
         </w:rPr>
-        <w:lastRenderedPageBreak/>
-        <w:t>Source : HAS — Rapport d'analys</w:t>
-      </w:r>
+        <w:t xml:space="preserve">Source : HAS, </w:t>
+      </w:r>
+      <w:hyperlink w:history="1" r:id="rIdhas3996266">
+        <w:r>
+          <w:rPr>
+            <w:sz w:val="18"/>
+            <w:szCs w:val="18"/>
+            <w:color w:val="1155CC"/>
+            <w:u w:val="single"/>
+          </w:rPr>
+          <w:t xml:space="preserve">has-sante.fr/jcms/p_3996266</w:t>
+        </w:r>
+      </w:hyperlink>
       <w:r>
         <w:rPr>
           <w:color w:val="6B7280"/>
           <w:sz w:val="18"/>
           <w:szCs w:val="18"/>
         </w:rPr>
+        <w:t xml:space="preserve"> — Rapport d'analys</w:t>
+      </w:r>
+      <w:r>
+        <w:rPr>
+          <w:color w:val="6B7280"/>
+          <w:sz w:val="18"/>
+          <w:szCs w:val="18"/>
+        </w:rPr>
         <w:t>e prospective 2026 (publié le 19/05/2026) — PDF dans Sources/RBPP/robots-sociaux/</w:t>
+      </w:r>
+    </w:p>
+    <w:p>
+      <w:pPr>
+        <w:spacing w:after="120" w:before="320"/>
+      </w:pPr>
+      <w:r>
+        <w:rPr>
+          <w:rFonts w:ascii="Calibri" w:cs="Calibri" w:eastAsia="Calibri" w:hAnsi="Calibri"/>
+          <w:b/>
+          <w:bCs/>
+          <w:color w:val="1B3A6B"/>
+          <w:sz w:val="28"/>
+          <w:szCs w:val="28"/>
+        </w:rPr>
+        <w:t xml:space="preserve">📝 Journal des corrections — 12 septembre 2026</w:t>
+      </w:r>
+    </w:p>
+    <w:p>
+      <w:pPr>
+        <w:spacing w:after="80"/>
+      </w:pPr>
+      <w:r>
+        <w:rPr>
+          <w:rFonts w:ascii="Calibri" w:cs="Calibri" w:eastAsia="Calibri" w:hAnsi="Calibri"/>
+          <w:color w:val="1F2937"/>
+          <w:sz w:val="22"/>
+          <w:szCs w:val="22"/>
+        </w:rPr>
+        <w:t xml:space="preserve">Note relue le 12/09/2026 au cours d'un contrôle d'attribution des 221 documents du dépôt (passes A2 et A4 : une norme nommée, une ligne « Source : », portent une adresse). Contenu inchangé.</w:t>
+      </w:r>
+    </w:p>
+    <w:p>
+      <w:pPr>
+        <w:spacing w:after="80"/>
+      </w:pPr>
+      <w:r>
+        <w:rPr>
+          <w:rFonts w:ascii="Calibri" w:cs="Calibri" w:eastAsia="Calibri" w:hAnsi="Calibri"/>
+          <w:color w:val="1F2937"/>
+          <w:sz w:val="22"/>
+          <w:szCs w:val="22"/>
+        </w:rPr>
+        <w:t xml:space="preserve">« Source : HAS — Rapport d'analyse prospective 2026 (publié le 19/05/2026) — PDF dans Sources/RBPP/robots-sociaux/ » nommait le rapport sans page. La page HAS du rapport (p_3996266, à 200 le 12/09/2026) est ajoutée et liée ; le PDF local reste mentionné.</w:t>
       </w:r>
     </w:p>
     <w:sectPr>
